--- a/fra/docx/49.content.docx
+++ b/fra/docx/49.content.docx
@@ -36949,7 +36949,7 @@
         <w:rPr>
           <w:lang w:val="fr_FR" w:bidi="fr_FR"/>
         </w:rPr>
-        <w:t xml:space="preserve">Paul dit que les enfants devraient obéir à leurs parents parce qu'ils appartiennent au Seigneur. Un </w:t>
+        <w:t xml:space="preserve">Paul dit que les enfants devraient obéir à leurs parents parce que les enfants appartiennent au Seigneur. Un </w:t>
       </w:r>
       <w:r>
         <w:rPr>
@@ -36962,7 +36962,7 @@
         <w:rPr>
           <w:lang w:val="fr_FR" w:bidi="fr_FR"/>
         </w:rPr>
-        <w:t xml:space="preserve"> est quelqu'un qui est un maître sur les autres personnes, qui a pleine autorité. Les Israélites utilisaient donc ce mot pour Dieu, parce qu'il a autorité sur le monde entier. Seigneur signifie probablement Jésus, puisque Paul utilise souvent ce titre pour Jésus. Quand Paul dit aux pères de former et d'instruire leurs enfants dans le Seigneur, il veut dire suivre l'exemple d'enseignement du Seigneur Jésus. Les esclaves devraient considérer leur service envers les gens comme un service envers le Seigneur Jésus, qui les récompensera pour leur bon travail. Pour plus d'informations sur le mot </w:t>
+        <w:t xml:space="preserve"> est quelqu'un qui est un maître sur les autres personnes, qui a pleine autorité. Les Israélites utilisaient donc ce mot pour Dieu, parce qu'il a autorité sur le monde entier. </w:t>
       </w:r>
       <w:r>
         <w:rPr>
@@ -36975,7 +36975,59 @@
         <w:rPr>
           <w:lang w:val="fr_FR" w:bidi="fr_FR"/>
         </w:rPr>
-        <w:t xml:space="preserve">, consultez le glossaire principal. Utilisez le même mot ou la même expression pour Seigneur que vous avez utilisé dans les passages précédents. </w:t>
+        <w:t xml:space="preserve"> signifie probablement Jésus, puisque Paul utilise souvent ce titre pour Jésus. Quand Paul dit aux pères de former et d'instruire leurs enfants dans le Seigneur, il veut dire suivre l'exemple d'enseignement du </w:t>
+      </w:r>
+      <w:r>
+        <w:rPr>
+          <w:b/>
+          <w:lang w:val="fr_FR" w:bidi="fr_FR"/>
+        </w:rPr>
+        <w:t>Seigneur</w:t>
+      </w:r>
+      <w:r>
+        <w:rPr>
+          <w:lang w:val="fr_FR" w:bidi="fr_FR"/>
+        </w:rPr>
+        <w:t xml:space="preserve"> Jésus. Les esclaves devraient considérer leur service envers les gens comme un service envers le </w:t>
+      </w:r>
+      <w:r>
+        <w:rPr>
+          <w:b/>
+          <w:lang w:val="fr_FR" w:bidi="fr_FR"/>
+        </w:rPr>
+        <w:t>Seigneur</w:t>
+      </w:r>
+      <w:r>
+        <w:rPr>
+          <w:lang w:val="fr_FR" w:bidi="fr_FR"/>
+        </w:rPr>
+        <w:t xml:space="preserve"> Jésus, qui les récompensera pour leur bon travail. Pour plus d'informations sur le mot </w:t>
+      </w:r>
+      <w:r>
+        <w:rPr>
+          <w:b/>
+          <w:lang w:val="fr_FR" w:bidi="fr_FR"/>
+        </w:rPr>
+        <w:t>Seigneur</w:t>
+      </w:r>
+      <w:r>
+        <w:rPr>
+          <w:lang w:val="fr_FR" w:bidi="fr_FR"/>
+        </w:rPr>
+        <w:t xml:space="preserve">, consultez le glossaire principal. Utilisez le même mot ou la même expression pour </w:t>
+      </w:r>
+      <w:r>
+        <w:rPr>
+          <w:b/>
+          <w:lang w:val="fr_FR" w:bidi="fr_FR"/>
+        </w:rPr>
+        <w:t>Seigneur</w:t>
+      </w:r>
+      <w:r>
+        <w:rPr>
+          <w:lang w:val="fr_FR" w:bidi="fr_FR"/>
+        </w:rPr>
+        <w:t xml:space="preserve"> que vous avez utilisé dans les passages précédents. </w:t>
       </w:r>
     </w:p>
     <w:p>
@@ -37002,34 +37054,34 @@
         <w:rPr>
           <w:lang w:val="fr_FR" w:bidi="fr_FR"/>
         </w:rPr>
-        <w:t xml:space="preserve"> leur père et leur mère. Honorer quelqu'un signifie reconnaître ou considérer que cette personne est digne d'être aimée et que l'on doit lui obéir.</w:t>
-      </w:r>
-    </w:p>
-    <w:p>
-      <w:pPr/>
-      <w:r>
-        <w:rPr>
-          <w:lang w:val="fr_FR" w:bidi="fr_FR"/>
-        </w:rPr>
-      </w:r>
-      <w:r>
-        <w:rPr>
-          <w:lang w:val="fr_FR" w:bidi="fr_FR"/>
-        </w:rPr>
-        <w:t xml:space="preserve">Arrêtez-vous ici et discutez en groupe : comment décrirez-vous l'action qui consiste à </w:t>
+        <w:t xml:space="preserve"> leur père et leur mère. </w:t>
       </w:r>
       <w:r>
         <w:rPr>
           <w:b/>
           <w:lang w:val="fr_FR" w:bidi="fr_FR"/>
         </w:rPr>
-        <w:t>honorer</w:t>
-      </w:r>
-      <w:r>
-        <w:rPr>
-          <w:lang w:val="fr_FR" w:bidi="fr_FR"/>
-        </w:rPr>
-        <w:t xml:space="preserve"> votre père et votre mère ? Mettez cet enregistrement en pause ici.</w:t>
+        <w:t>Honorer</w:t>
+      </w:r>
+      <w:r>
+        <w:rPr>
+          <w:lang w:val="fr_FR" w:bidi="fr_FR"/>
+        </w:rPr>
+        <w:t xml:space="preserve"> quelqu'un signifie reconnaître ou considérer que cette personne est digne d'être aimée et que l'on doit lui obéir.</w:t>
+      </w:r>
+    </w:p>
+    <w:p>
+      <w:pPr/>
+      <w:r>
+        <w:rPr>
+          <w:lang w:val="fr_FR" w:bidi="fr_FR"/>
+        </w:rPr>
+      </w:r>
+      <w:r>
+        <w:rPr>
+          <w:lang w:val="fr_FR" w:bidi="fr_FR"/>
+        </w:rPr>
+        <w:t>Arrêtez-vous ici et discutez en groupe : comment décrirez-vous l'action qui consiste à honorer votre père et votre mère ? Mettez cet enregistrement en pause ici.</w:t>
       </w:r>
     </w:p>
     <w:p>
@@ -37056,128 +37108,259 @@
         <w:rPr>
           <w:lang w:val="fr_FR" w:bidi="fr_FR"/>
         </w:rPr>
-        <w:t xml:space="preserve"> que Dieu donne avec une promesse. Les commandements sont les règles que Dieu a données à son peuple, le peuple d'Israël, pour leur montrer comment vivre leur vie. Pour plus d'informations sur le mot </w:t>
+        <w:t xml:space="preserve"> que Dieu donne avec une promesse. Les </w:t>
       </w:r>
       <w:r>
         <w:rPr>
           <w:b/>
           <w:lang w:val="fr_FR" w:bidi="fr_FR"/>
         </w:rPr>
+        <w:t>commandements</w:t>
+      </w:r>
+      <w:r>
+        <w:rPr>
+          <w:lang w:val="fr_FR" w:bidi="fr_FR"/>
+        </w:rPr>
+        <w:t xml:space="preserve"> sont les règles que Dieu a données à son peuple, le peuple d'Israël, pour leur montrer comment vivre leur vie. Pour plus d'informations sur le mot </w:t>
+      </w:r>
+      <w:r>
+        <w:rPr>
+          <w:b/>
+          <w:lang w:val="fr_FR" w:bidi="fr_FR"/>
+        </w:rPr>
         <w:t>commandement</w:t>
       </w:r>
       <w:r>
         <w:rPr>
           <w:lang w:val="fr_FR" w:bidi="fr_FR"/>
         </w:rPr>
-        <w:t>, consultez le glossaire principal. Utilisez le même mot ou la même expression pour commandement que dans les passages précédents.</w:t>
-      </w:r>
-    </w:p>
-    <w:p>
-      <w:pPr/>
-      <w:r>
-        <w:rPr>
-          <w:lang w:val="fr_FR" w:bidi="fr_FR"/>
-        </w:rPr>
+        <w:t xml:space="preserve">, consultez le glossaire principal. Utilisez le même mot ou la même expression pour </w:t>
       </w:r>
       <w:r>
         <w:rPr>
           <w:b/>
           <w:lang w:val="fr_FR" w:bidi="fr_FR"/>
         </w:rPr>
+        <w:t>commandement</w:t>
+      </w:r>
+      <w:r>
+        <w:rPr>
+          <w:lang w:val="fr_FR" w:bidi="fr_FR"/>
+        </w:rPr>
+        <w:t xml:space="preserve"> que dans les passages précédents.</w:t>
+      </w:r>
+    </w:p>
+    <w:p>
+      <w:pPr/>
+      <w:r>
+        <w:rPr>
+          <w:lang w:val="fr_FR" w:bidi="fr_FR"/>
+        </w:rPr>
+      </w:r>
+      <w:r>
+        <w:rPr>
+          <w:lang w:val="fr_FR" w:bidi="fr_FR"/>
+        </w:rPr>
+        <w:t xml:space="preserve">Les esclaves devraient obéir à leurs maîtres avec la même sincérité qu'ils obéissent à </w:t>
+      </w:r>
+      <w:r>
+        <w:rPr>
+          <w:b/>
+          <w:lang w:val="fr_FR" w:bidi="fr_FR"/>
+        </w:rPr>
+        <w:t>Christ</w:t>
+      </w:r>
+      <w:r>
+        <w:rPr>
+          <w:lang w:val="fr_FR" w:bidi="fr_FR"/>
+        </w:rPr>
+        <w:t xml:space="preserve">. Pour plus d'informations sur </w:t>
+      </w:r>
+      <w:r>
+        <w:rPr>
+          <w:b/>
+          <w:lang w:val="fr_FR" w:bidi="fr_FR"/>
+        </w:rPr>
+        <w:t>Christ</w:t>
+      </w:r>
+      <w:r>
+        <w:rPr>
+          <w:lang w:val="fr_FR" w:bidi="fr_FR"/>
+        </w:rPr>
+        <w:t xml:space="preserve">, référez-vous au Glossaire principal. Utilisez le même mot ou la même expression pour </w:t>
+      </w:r>
+      <w:r>
+        <w:rPr>
+          <w:b/>
+          <w:lang w:val="fr_FR" w:bidi="fr_FR"/>
+        </w:rPr>
+        <w:t>Christ</w:t>
+      </w:r>
+      <w:r>
+        <w:rPr>
+          <w:lang w:val="fr_FR" w:bidi="fr_FR"/>
+        </w:rPr>
+        <w:t xml:space="preserve"> que dans les passages précédents.</w:t>
+      </w:r>
+    </w:p>
+    <w:p>
+      <w:pPr/>
+      <w:r>
+        <w:rPr>
+          <w:lang w:val="fr_FR" w:bidi="fr_FR"/>
+        </w:rPr>
+      </w:r>
+      <w:r>
+        <w:rPr>
+          <w:b/>
+          <w:lang w:val="fr_FR" w:bidi="fr_FR"/>
+        </w:rPr>
         <w:t>Les esclaves</w:t>
       </w:r>
       <w:r>
         <w:rPr>
           <w:lang w:val="fr_FR" w:bidi="fr_FR"/>
         </w:rPr>
-        <w:t xml:space="preserve"> devraient obéir à leurs maîtres avec la même sincérité qu'ils obéissent à </w:t>
+        <w:t xml:space="preserve"> travaillaient pour d'autres personnes et n'avaient généralement pas de droits pour quitter leur travail. </w:t>
+      </w:r>
+    </w:p>
+    <w:p>
+      <w:pPr/>
+      <w:r>
+        <w:rPr>
+          <w:lang w:val="fr_FR" w:bidi="fr_FR"/>
+        </w:rPr>
+      </w:r>
+      <w:r>
+        <w:rPr>
+          <w:lang w:val="fr_FR" w:bidi="fr_FR"/>
+        </w:rPr>
+        <w:t xml:space="preserve">Arrêtez-vous ici et discutez en groupe du mot que vous utiliserez pour </w:t>
       </w:r>
       <w:r>
         <w:rPr>
           <w:b/>
           <w:lang w:val="fr_FR" w:bidi="fr_FR"/>
         </w:rPr>
-        <w:t>Christ</w:t>
-      </w:r>
-      <w:r>
-        <w:rPr>
-          <w:lang w:val="fr_FR" w:bidi="fr_FR"/>
-        </w:rPr>
-        <w:t xml:space="preserve">. Pour plus d'informations sur </w:t>
+        <w:t>esclave</w:t>
+      </w:r>
+      <w:r>
+        <w:rPr>
+          <w:lang w:val="fr_FR" w:bidi="fr_FR"/>
+        </w:rPr>
+        <w:t xml:space="preserve">. Si vous avez traduit ce mot dans un autre livre de la Bible, utilisez le même mot ici. Pour plus d'informations sur le mot </w:t>
       </w:r>
       <w:r>
         <w:rPr>
           <w:b/>
           <w:lang w:val="fr_FR" w:bidi="fr_FR"/>
         </w:rPr>
-        <w:t>Christ</w:t>
-      </w:r>
-      <w:r>
-        <w:rPr>
-          <w:lang w:val="fr_FR" w:bidi="fr_FR"/>
-        </w:rPr>
-        <w:t xml:space="preserve">, référez-vous au Glossaire principal. Utilisez le même mot ou la même expression pour Christ que dans les passages précédents. Les esclaves travaillaient pour d'autres personnes et n'avaient généralement pas de droits pour quitter leur travail. </w:t>
-      </w:r>
-    </w:p>
-    <w:p>
-      <w:pPr/>
-      <w:r>
-        <w:rPr>
-          <w:lang w:val="fr_FR" w:bidi="fr_FR"/>
-        </w:rPr>
-      </w:r>
-      <w:r>
-        <w:rPr>
-          <w:lang w:val="fr_FR" w:bidi="fr_FR"/>
-        </w:rPr>
-        <w:t xml:space="preserve">Arrêtez-vous ici et discutez en groupe du mot que vous utiliserez pour </w:t>
+        <w:t>esclave</w:t>
+      </w:r>
+      <w:r>
+        <w:rPr>
+          <w:lang w:val="fr_FR" w:bidi="fr_FR"/>
+        </w:rPr>
+        <w:t>, référez-vous au Glossaire principal. Mettez cet enregistrement en pause ici.</w:t>
+      </w:r>
+    </w:p>
+    <w:p>
+      <w:pPr/>
+      <w:r>
+        <w:rPr>
+          <w:lang w:val="fr_FR" w:bidi="fr_FR"/>
+        </w:rPr>
       </w:r>
       <w:r>
         <w:rPr>
           <w:b/>
           <w:lang w:val="fr_FR" w:bidi="fr_FR"/>
         </w:rPr>
-        <w:t>esclave</w:t>
-      </w:r>
-      <w:r>
-        <w:rPr>
-          <w:lang w:val="fr_FR" w:bidi="fr_FR"/>
-        </w:rPr>
-        <w:t xml:space="preserve">. Si vous avez traduit ce mot dans un autre livre de la Bible, utilisez le même mot ici. Pour plus d'informations sur le mot </w:t>
+        <w:t>Les maîtres</w:t>
+      </w:r>
+      <w:r>
+        <w:rPr>
+          <w:lang w:val="fr_FR" w:bidi="fr_FR"/>
+        </w:rPr>
+        <w:t xml:space="preserve"> devraient traiter leurs esclaves d'une manière appropriée, en se souvenant qu'ils ont tous deux le même </w:t>
       </w:r>
       <w:r>
         <w:rPr>
           <w:b/>
           <w:lang w:val="fr_FR" w:bidi="fr_FR"/>
         </w:rPr>
-        <w:t>esclave</w:t>
-      </w:r>
-      <w:r>
-        <w:rPr>
-          <w:lang w:val="fr_FR" w:bidi="fr_FR"/>
-        </w:rPr>
-        <w:t>, référez-vous au Glossaire principal. Mettez cet enregistrement en pause ici.</w:t>
-      </w:r>
-    </w:p>
-    <w:p>
-      <w:pPr/>
-      <w:r>
-        <w:rPr>
-          <w:lang w:val="fr_FR" w:bidi="fr_FR"/>
-        </w:rPr>
+        <w:t>maître</w:t>
+      </w:r>
+      <w:r>
+        <w:rPr>
+          <w:lang w:val="fr_FR" w:bidi="fr_FR"/>
+        </w:rPr>
+        <w:t xml:space="preserve"> dans les cieux. Un </w:t>
       </w:r>
       <w:r>
         <w:rPr>
           <w:b/>
           <w:lang w:val="fr_FR" w:bidi="fr_FR"/>
         </w:rPr>
-        <w:t>Les maîtres</w:t>
-      </w:r>
-      <w:r>
-        <w:rPr>
-          <w:lang w:val="fr_FR" w:bidi="fr_FR"/>
-        </w:rPr>
-        <w:t xml:space="preserve"> devraient traiter leurs esclaves d'une manière appropriée, en se souvenant qu'ils ont tous deux le même maître dans les cieux. Un maître est un titre respectueux pour quelqu'un dans une position ou un statut élevé. Dans le Nouveau Testament, c'est ce même mot que les gens traduisent parfois par Seigneur. Paul parle aux maîtres humains, qui sont les personnes qui possèdent d'autres personnes comme esclaves. Les maîtres devraient se rappeler qu'eux et leurs esclaves appartiennent tous au même maître. Leur maître est Dieu le Père et le Seigneur Jésus.</w:t>
+        <w:t>maître</w:t>
+      </w:r>
+      <w:r>
+        <w:rPr>
+          <w:lang w:val="fr_FR" w:bidi="fr_FR"/>
+        </w:rPr>
+        <w:t xml:space="preserve"> est un titre respectueux pour quelqu'un dans une position ou un statut élevé. Dans le Nouveau Testament, c'est ce même mot que les gens traduisent parfois par Seigneur. Paul parle aux </w:t>
+      </w:r>
+      <w:r>
+        <w:rPr>
+          <w:b/>
+          <w:lang w:val="fr_FR" w:bidi="fr_FR"/>
+        </w:rPr>
+        <w:t>maîtres</w:t>
+      </w:r>
+      <w:r>
+        <w:rPr>
+          <w:lang w:val="fr_FR" w:bidi="fr_FR"/>
+        </w:rPr>
+        <w:t xml:space="preserve"> humains, qui sont les personnes qui possèdent d'autres personnes comme esclaves. Les </w:t>
+      </w:r>
+      <w:r>
+        <w:rPr>
+          <w:b/>
+          <w:lang w:val="fr_FR" w:bidi="fr_FR"/>
+        </w:rPr>
+        <w:t>maîtres</w:t>
+      </w:r>
+      <w:r>
+        <w:rPr>
+          <w:lang w:val="fr_FR" w:bidi="fr_FR"/>
+        </w:rPr>
+        <w:t xml:space="preserve"> devraient se rappeler qu'eux et leurs esclaves appartiennent tous au même </w:t>
+      </w:r>
+      <w:r>
+        <w:rPr>
+          <w:b/>
+          <w:lang w:val="fr_FR" w:bidi="fr_FR"/>
+        </w:rPr>
+        <w:t>maître</w:t>
+      </w:r>
+      <w:r>
+        <w:rPr>
+          <w:lang w:val="fr_FR" w:bidi="fr_FR"/>
+        </w:rPr>
+        <w:t xml:space="preserve">. Leur </w:t>
+      </w:r>
+      <w:r>
+        <w:rPr>
+          <w:b/>
+          <w:lang w:val="fr_FR" w:bidi="fr_FR"/>
+        </w:rPr>
+        <w:t>maître</w:t>
+      </w:r>
+      <w:r>
+        <w:rPr>
+          <w:lang w:val="fr_FR" w:bidi="fr_FR"/>
+        </w:rPr>
+        <w:t xml:space="preserve"> est Dieu le Père et le Seigneur Jésus.</w:t>
       </w:r>
     </w:p>
     <w:p>
@@ -37204,7 +37387,7 @@
         <w:rPr>
           <w:lang w:val="fr_FR" w:bidi="fr_FR"/>
         </w:rPr>
-        <w:t xml:space="preserve">. Paul utilise le même mot pour Seigneur et maître, pour quand il fait référence à Dieu et Jésus, ainsi que pour un maître humain. Discutez de la question de savoir si vous voulez utiliser le même mot ou un mot différent pour un maître humain et pour le Seigneur Jésus et Seigneur Dieu. Cherchez </w:t>
+        <w:t xml:space="preserve">. Paul utilise le même mot pour Seigneur et maître, pour quand il fait référence à Dieu et Jésus, ainsi que pour un </w:t>
       </w:r>
       <w:r>
         <w:rPr>
@@ -37217,6 +37400,32 @@
         <w:rPr>
           <w:lang w:val="fr_FR" w:bidi="fr_FR"/>
         </w:rPr>
+        <w:t xml:space="preserve"> humain. Discutez de la question de savoir si vous voulez utiliser le même mot ou un mot différent pour un </w:t>
+      </w:r>
+      <w:r>
+        <w:rPr>
+          <w:b/>
+          <w:lang w:val="fr_FR" w:bidi="fr_FR"/>
+        </w:rPr>
+        <w:t>maître</w:t>
+      </w:r>
+      <w:r>
+        <w:rPr>
+          <w:lang w:val="fr_FR" w:bidi="fr_FR"/>
+        </w:rPr>
+        <w:t xml:space="preserve"> humain et pour le Seigneur Jésus et Seigneur Dieu. Cherchez </w:t>
+      </w:r>
+      <w:r>
+        <w:rPr>
+          <w:b/>
+          <w:lang w:val="fr_FR" w:bidi="fr_FR"/>
+        </w:rPr>
+        <w:t>maître</w:t>
+      </w:r>
+      <w:r>
+        <w:rPr>
+          <w:lang w:val="fr_FR" w:bidi="fr_FR"/>
+        </w:rPr>
         <w:t xml:space="preserve"> dans le Glossaire principal pour plus d'informations. Si vous avez déjà traduit ce mot dans un autre livre de la Bible, utilisez le même mot ici. Mettez cet enregistrement en pause ici.</w:t>
       </w:r>
     </w:p>
@@ -37244,20 +37453,46 @@
         <w:rPr>
           <w:lang w:val="fr_FR" w:bidi="fr_FR"/>
         </w:rPr>
-        <w:t xml:space="preserve"> fait référence au lieu où vit Dieu. Ce paradis ou ciel n'est pas quelque part dans l'univers. Ce n'est pas un endroit où les êtres humains vivants peuvent se rendre. Pour plus d'informations sur le mot </w:t>
+        <w:t xml:space="preserve"> fait référence au lieu où vit Dieu. Ce </w:t>
       </w:r>
       <w:r>
         <w:rPr>
           <w:b/>
           <w:lang w:val="fr_FR" w:bidi="fr_FR"/>
         </w:rPr>
+        <w:t>paradis</w:t>
+      </w:r>
+      <w:r>
+        <w:rPr>
+          <w:lang w:val="fr_FR" w:bidi="fr_FR"/>
+        </w:rPr>
+        <w:t xml:space="preserve"> ou ciel n'est pas quelque part dans l'univers. Ce n'est pas un endroit où les êtres humains vivants peuvent se rendre. Pour plus d'informations sur le mot </w:t>
+      </w:r>
+      <w:r>
+        <w:rPr>
+          <w:b/>
+          <w:lang w:val="fr_FR" w:bidi="fr_FR"/>
+        </w:rPr>
         <w:t>cieux</w:t>
       </w:r>
       <w:r>
         <w:rPr>
           <w:lang w:val="fr_FR" w:bidi="fr_FR"/>
         </w:rPr>
-        <w:t>, consultez le glossaire principal. Utilisez le même mot ou la même expression pour cieux que dans les passages précédents.</w:t>
+        <w:t xml:space="preserve">, consultez le glossaire principal. Utilisez le même mot ou la même expression pour </w:t>
+      </w:r>
+      <w:r>
+        <w:rPr>
+          <w:b/>
+          <w:lang w:val="fr_FR" w:bidi="fr_FR"/>
+        </w:rPr>
+        <w:t>cieux</w:t>
+      </w:r>
+      <w:r>
+        <w:rPr>
+          <w:lang w:val="fr_FR" w:bidi="fr_FR"/>
+        </w:rPr>
+        <w:t xml:space="preserve"> que dans les passages précédents.</w:t>
       </w:r>
       <w:r>
         <w:rPr>
